--- a/analysis/Dridex Traffic Analysis.docx
+++ b/analysis/Dridex Traffic Analysis.docx
@@ -1418,10 +1418,7 @@
         <w:t xml:space="preserve">Figure 5: </w:t>
       </w:r>
       <w:r>
-        <w:t>TLS Application Data burst from 185.86.148.68</w:t>
-      </w:r>
-      <w:r>
-        <w:t>.</w:t>
+        <w:t>TLS Application Data burst from 185.86.148.68.</w:t>
       </w:r>
     </w:p>
     <w:p/>
@@ -2341,7 +2338,1271 @@
         <w:t>Detection Opportunities</w:t>
       </w:r>
     </w:p>
-    <w:p/>
+    <w:p>
+      <w:r>
+        <w:t>Because certain TLS attributes, such as the absence of the Server Name Indication (SNI)</w:t>
+      </w:r>
+    </w:p>
+    <w:p>
+      <w:r>
+        <w:t xml:space="preserve">Report Structure for </w:t>
+      </w:r>
+      <w:proofErr w:type="spellStart"/>
+      <w:r>
+        <w:t>Dridex</w:t>
+      </w:r>
+      <w:proofErr w:type="spellEnd"/>
+      <w:r>
+        <w:t xml:space="preserve"> Suricata Rules Testing</w:t>
+      </w:r>
+    </w:p>
+    <w:p>
+      <w:r>
+        <w:t>Here's a clear, logical structure for documenting this in your project report (e.g., add it to your README or a separate analysis/report.md file). This follows standard cybersecurity lab reporting: introduction, setup, methodology, results, analysis, and conclusion. It's concise but comprehensive, with evidence focused on each rule firing.</w:t>
+      </w:r>
+    </w:p>
+    <w:p>
+      <w:r>
+        <w:lastRenderedPageBreak/>
+        <w:t>I'll include specific commands to gather evidence from your logs (based on your 811-line fast.log). Run these on your VM to pull real data—paste the outputs directly into your report as "evidence." Assume fast.log is now in text format (from our fixes); if not, use u2spewfoo /var/log/</w:t>
+      </w:r>
+      <w:proofErr w:type="spellStart"/>
+      <w:r>
+        <w:t>suricata</w:t>
+      </w:r>
+      <w:proofErr w:type="spellEnd"/>
+      <w:r>
+        <w:t>/fast.log &gt; /</w:t>
+      </w:r>
+      <w:proofErr w:type="spellStart"/>
+      <w:r>
+        <w:t>tmp</w:t>
+      </w:r>
+      <w:proofErr w:type="spellEnd"/>
+      <w:r>
+        <w:t>/fast-text.log to convert, then replace /var/log/</w:t>
+      </w:r>
+      <w:proofErr w:type="spellStart"/>
+      <w:r>
+        <w:t>suricata</w:t>
+      </w:r>
+      <w:proofErr w:type="spellEnd"/>
+      <w:r>
+        <w:t>/fast.log with /</w:t>
+      </w:r>
+      <w:proofErr w:type="spellStart"/>
+      <w:r>
+        <w:t>tmp</w:t>
+      </w:r>
+      <w:proofErr w:type="spellEnd"/>
+      <w:r>
+        <w:t>/fast-text.log in commands.</w:t>
+      </w:r>
+    </w:p>
+    <w:p>
+      <w:r>
+        <w:t>1. Introduction</w:t>
+      </w:r>
+    </w:p>
+    <w:p/>
+    <w:p>
+      <w:r>
+        <w:t>Purpose: Briefly explain the goal.</w:t>
+      </w:r>
+    </w:p>
+    <w:p>
+      <w:r>
+        <w:t>Content Example:</w:t>
+      </w:r>
+    </w:p>
+    <w:p>
+      <w:r>
+        <w:t xml:space="preserve">"This section documents the testing of custom Suricata rules designed to detect </w:t>
+      </w:r>
+      <w:proofErr w:type="spellStart"/>
+      <w:r>
+        <w:t>Dridex</w:t>
+      </w:r>
+      <w:proofErr w:type="spellEnd"/>
+      <w:r>
+        <w:t xml:space="preserve"> malware traffic in the Unit42 PCAP (2020-06-03-Dridex-infection-</w:t>
+      </w:r>
+      <w:proofErr w:type="gramStart"/>
+      <w:r>
+        <w:t>traffic.pcap</w:t>
+      </w:r>
+      <w:proofErr w:type="gramEnd"/>
+      <w:r>
+        <w:t xml:space="preserve">). The rules target TLS-based indicators: JA3 fingerprints for loader and C2 stages, certificate anomalies, and known C2 IPs. Testing was performed on a Hack </w:t>
+      </w:r>
+      <w:proofErr w:type="gramStart"/>
+      <w:r>
+        <w:t>The</w:t>
+      </w:r>
+      <w:proofErr w:type="gramEnd"/>
+      <w:r>
+        <w:t xml:space="preserve"> Box Ubuntu VM to validate detection accuracy."</w:t>
+      </w:r>
+    </w:p>
+    <w:p/>
+    <w:p>
+      <w:r>
+        <w:t>2. Setup</w:t>
+      </w:r>
+    </w:p>
+    <w:p/>
+    <w:p>
+      <w:r>
+        <w:t>Purpose: Describe the environment so it's reproducible.</w:t>
+      </w:r>
+    </w:p>
+    <w:p>
+      <w:r>
+        <w:t>Content Example:</w:t>
+      </w:r>
+    </w:p>
+    <w:p/>
+    <w:p>
+      <w:r>
+        <w:t xml:space="preserve">Suricata Version: 6.0.10 (confirmed via </w:t>
+      </w:r>
+      <w:proofErr w:type="spellStart"/>
+      <w:r>
+        <w:t>suricata</w:t>
+      </w:r>
+      <w:proofErr w:type="spellEnd"/>
+      <w:r>
+        <w:t xml:space="preserve"> --build-info).</w:t>
+      </w:r>
+    </w:p>
+    <w:p>
+      <w:r>
+        <w:t>Config Highlights: ja3-fingerprints: yes under app-</w:t>
+      </w:r>
+      <w:proofErr w:type="spellStart"/>
+      <w:r>
+        <w:t>layer.protocols.tls</w:t>
+      </w:r>
+      <w:proofErr w:type="spellEnd"/>
+      <w:r>
+        <w:t xml:space="preserve">; </w:t>
+      </w:r>
+      <w:proofErr w:type="spellStart"/>
+      <w:r>
+        <w:t>runmode</w:t>
+      </w:r>
+      <w:proofErr w:type="spellEnd"/>
+      <w:r>
+        <w:t xml:space="preserve">: </w:t>
+      </w:r>
+      <w:proofErr w:type="spellStart"/>
+      <w:r>
+        <w:t>autofp</w:t>
+      </w:r>
+      <w:proofErr w:type="spellEnd"/>
+      <w:r>
+        <w:t xml:space="preserve"> for PCAP replay; rule-files: - /</w:t>
+      </w:r>
+      <w:proofErr w:type="spellStart"/>
+      <w:r>
+        <w:t>etc</w:t>
+      </w:r>
+      <w:proofErr w:type="spellEnd"/>
+      <w:r>
+        <w:t>/</w:t>
+      </w:r>
+      <w:proofErr w:type="spellStart"/>
+      <w:r>
+        <w:t>suricata</w:t>
+      </w:r>
+      <w:proofErr w:type="spellEnd"/>
+      <w:r>
+        <w:t>/rules/</w:t>
+      </w:r>
+      <w:proofErr w:type="spellStart"/>
+      <w:r>
+        <w:t>local.rules</w:t>
+      </w:r>
+      <w:proofErr w:type="spellEnd"/>
+      <w:r>
+        <w:t xml:space="preserve">; alerts enabled in fast.log and </w:t>
+      </w:r>
+      <w:proofErr w:type="spellStart"/>
+      <w:proofErr w:type="gramStart"/>
+      <w:r>
+        <w:t>eve.json</w:t>
+      </w:r>
+      <w:proofErr w:type="spellEnd"/>
+      <w:proofErr w:type="gramEnd"/>
+      <w:r>
+        <w:t>.</w:t>
+      </w:r>
+    </w:p>
+    <w:p>
+      <w:r>
+        <w:t>PCAP Source: From Unit42 repository, unzipped with password infected. File path: /home/cloudkang/dridex/wireshark-tutorial-Dridex-traffic-main/2020-06-03-Dridex-infection-traffic.pcap.</w:t>
+      </w:r>
+    </w:p>
+    <w:p>
+      <w:r>
+        <w:t>Rules File: /</w:t>
+      </w:r>
+      <w:proofErr w:type="spellStart"/>
+      <w:r>
+        <w:t>etc</w:t>
+      </w:r>
+      <w:proofErr w:type="spellEnd"/>
+      <w:r>
+        <w:t>/</w:t>
+      </w:r>
+      <w:proofErr w:type="spellStart"/>
+      <w:r>
+        <w:t>suricata</w:t>
+      </w:r>
+      <w:proofErr w:type="spellEnd"/>
+      <w:r>
+        <w:t>/rules/</w:t>
+      </w:r>
+      <w:proofErr w:type="spellStart"/>
+      <w:r>
+        <w:t>local.rules</w:t>
+      </w:r>
+      <w:proofErr w:type="spellEnd"/>
+      <w:r>
+        <w:t xml:space="preserve"> (paste the full corrected rules content here for reference—use the version from our earlier tee command).</w:t>
+      </w:r>
+    </w:p>
+    <w:p>
+      <w:r>
+        <w:t xml:space="preserve">Validation Command: </w:t>
+      </w:r>
+      <w:proofErr w:type="spellStart"/>
+      <w:r>
+        <w:t>sudo</w:t>
+      </w:r>
+      <w:proofErr w:type="spellEnd"/>
+      <w:r>
+        <w:t xml:space="preserve"> </w:t>
+      </w:r>
+      <w:proofErr w:type="spellStart"/>
+      <w:r>
+        <w:t>suricata</w:t>
+      </w:r>
+      <w:proofErr w:type="spellEnd"/>
+      <w:r>
+        <w:t xml:space="preserve"> -T -c /</w:t>
+      </w:r>
+      <w:proofErr w:type="spellStart"/>
+      <w:r>
+        <w:t>etc</w:t>
+      </w:r>
+      <w:proofErr w:type="spellEnd"/>
+      <w:r>
+        <w:t>/</w:t>
+      </w:r>
+      <w:proofErr w:type="spellStart"/>
+      <w:r>
+        <w:t>suricata</w:t>
+      </w:r>
+      <w:proofErr w:type="spellEnd"/>
+      <w:r>
+        <w:t>/</w:t>
+      </w:r>
+      <w:proofErr w:type="spellStart"/>
+      <w:r>
+        <w:t>suricata.yaml</w:t>
+      </w:r>
+      <w:proofErr w:type="spellEnd"/>
+      <w:r>
+        <w:t xml:space="preserve"> (output: "4 rules successfully loaded").</w:t>
+      </w:r>
+    </w:p>
+    <w:p/>
+    <w:p/>
+    <w:p/>
+    <w:p>
+      <w:r>
+        <w:t>3. Testing Methodology</w:t>
+      </w:r>
+    </w:p>
+    <w:p/>
+    <w:p>
+      <w:r>
+        <w:t>Purpose: Explain how you tested to prove reliability.</w:t>
+      </w:r>
+    </w:p>
+    <w:p>
+      <w:r>
+        <w:t>Content Example:</w:t>
+      </w:r>
+    </w:p>
+    <w:p>
+      <w:r>
+        <w:t>"The PCAP was replayed offline using Suricata's PCAP mode to simulate traffic. Command:</w:t>
+      </w:r>
+    </w:p>
+    <w:p>
+      <w:proofErr w:type="spellStart"/>
+      <w:r>
+        <w:t>textsudo</w:t>
+      </w:r>
+      <w:proofErr w:type="spellEnd"/>
+      <w:r>
+        <w:t xml:space="preserve"> </w:t>
+      </w:r>
+      <w:proofErr w:type="spellStart"/>
+      <w:r>
+        <w:t>suricata</w:t>
+      </w:r>
+      <w:proofErr w:type="spellEnd"/>
+      <w:r>
+        <w:t xml:space="preserve"> -c /</w:t>
+      </w:r>
+      <w:proofErr w:type="spellStart"/>
+      <w:r>
+        <w:t>etc</w:t>
+      </w:r>
+      <w:proofErr w:type="spellEnd"/>
+      <w:r>
+        <w:t>/</w:t>
+      </w:r>
+      <w:proofErr w:type="spellStart"/>
+      <w:r>
+        <w:t>suricata</w:t>
+      </w:r>
+      <w:proofErr w:type="spellEnd"/>
+      <w:r>
+        <w:t>/</w:t>
+      </w:r>
+      <w:proofErr w:type="spellStart"/>
+      <w:r>
+        <w:t>suricata.yaml</w:t>
+      </w:r>
+      <w:proofErr w:type="spellEnd"/>
+      <w:r>
+        <w:t xml:space="preserve"> -r /home/cloudkang/dridex/wireshark-tutorial-Dridex-traffic-main/2020-06-03-Dridex-infection-traffic.pcap -k none</w:t>
+      </w:r>
+    </w:p>
+    <w:p/>
+    <w:p>
+      <w:r>
+        <w:t>Processed 5284 packets (from Suricata output).</w:t>
+      </w:r>
+    </w:p>
+    <w:p>
+      <w:r>
+        <w:t>Alerts logged to /var/log/</w:t>
+      </w:r>
+      <w:proofErr w:type="spellStart"/>
+      <w:r>
+        <w:t>suricata</w:t>
+      </w:r>
+      <w:proofErr w:type="spellEnd"/>
+      <w:r>
+        <w:t>/fast.log (811 lines total).</w:t>
+      </w:r>
+    </w:p>
+    <w:p>
+      <w:r>
+        <w:t>Evidence extracted via grep and awk for per-rule hits.</w:t>
+      </w:r>
+    </w:p>
+    <w:p>
+      <w:r>
+        <w:t xml:space="preserve">Cross-verified with Wireshark (e.g., filter </w:t>
+      </w:r>
+      <w:proofErr w:type="spellStart"/>
+      <w:proofErr w:type="gramStart"/>
+      <w:r>
+        <w:t>tls.handshake</w:t>
+      </w:r>
+      <w:proofErr w:type="spellEnd"/>
+      <w:proofErr w:type="gramEnd"/>
+      <w:r>
+        <w:t xml:space="preserve"> to confirm JA3 hashes and certs)."</w:t>
+      </w:r>
+    </w:p>
+    <w:p/>
+    <w:p/>
+    <w:p/>
+    <w:p>
+      <w:r>
+        <w:t>4. Results: Evidence of Each Rule Firing</w:t>
+      </w:r>
+    </w:p>
+    <w:p/>
+    <w:p/>
+    <w:p>
+      <w:r>
+        <w:t>Purpose: Provide concrete proof—screenshots or log snippets for each rule.</w:t>
+      </w:r>
+    </w:p>
+    <w:p/>
+    <w:p/>
+    <w:p>
+      <w:r>
+        <w:t>Content Example: For each rule, include:</w:t>
+      </w:r>
+    </w:p>
+    <w:p/>
+    <w:p>
+      <w:r>
+        <w:t xml:space="preserve">Rule description (from your </w:t>
+      </w:r>
+      <w:proofErr w:type="spellStart"/>
+      <w:r>
+        <w:t>local.rules</w:t>
+      </w:r>
+      <w:proofErr w:type="spellEnd"/>
+      <w:r>
+        <w:t>).</w:t>
+      </w:r>
+    </w:p>
+    <w:p>
+      <w:r>
+        <w:t>Sample alert(s) from log.</w:t>
+      </w:r>
+    </w:p>
+    <w:p>
+      <w:r>
+        <w:t>Hit count.</w:t>
+      </w:r>
+    </w:p>
+    <w:p>
+      <w:r>
+        <w:t>Interpretation.</w:t>
+      </w:r>
+    </w:p>
+    <w:p/>
+    <w:p>
+      <w:r>
+        <w:t>Run these commands to get data:</w:t>
+      </w:r>
+    </w:p>
+    <w:p/>
+    <w:p>
+      <w:r>
+        <w:lastRenderedPageBreak/>
+        <w:t>Overall Hit Counts (run this once):</w:t>
+      </w:r>
+    </w:p>
+    <w:p>
+      <w:proofErr w:type="spellStart"/>
+      <w:r>
+        <w:t>textsudo</w:t>
+      </w:r>
+      <w:proofErr w:type="spellEnd"/>
+      <w:r>
+        <w:t xml:space="preserve"> awk -F' ' '{print $4}' /var/log/</w:t>
+      </w:r>
+      <w:proofErr w:type="spellStart"/>
+      <w:r>
+        <w:t>suricata</w:t>
+      </w:r>
+      <w:proofErr w:type="spellEnd"/>
+      <w:r>
+        <w:t xml:space="preserve">/fast.log | sort | </w:t>
+      </w:r>
+      <w:proofErr w:type="spellStart"/>
+      <w:r>
+        <w:t>uniq</w:t>
+      </w:r>
+      <w:proofErr w:type="spellEnd"/>
+      <w:r>
+        <w:t xml:space="preserve"> -c | grep "10000"</w:t>
+      </w:r>
+    </w:p>
+    <w:p>
+      <w:r>
+        <w:t>(This counts per SID; expect ~800 for 1000015, fewer for others.)</w:t>
+      </w:r>
+    </w:p>
+    <w:p>
+      <w:r>
+        <w:t xml:space="preserve">Rule 1000011 – </w:t>
+      </w:r>
+      <w:proofErr w:type="spellStart"/>
+      <w:r>
+        <w:t>Dridex</w:t>
+      </w:r>
+      <w:proofErr w:type="spellEnd"/>
+      <w:r>
+        <w:t xml:space="preserve"> Loader JA3:</w:t>
+      </w:r>
+    </w:p>
+    <w:p/>
+    <w:p>
+      <w:r>
+        <w:t xml:space="preserve">Description: Detects JA3 hash "3b5074b1b5d032e5620f69f9f700ff0e" in client-to-server flows (downloader to </w:t>
+      </w:r>
+      <w:proofErr w:type="spellStart"/>
+      <w:r>
+        <w:t>truepenesonga</w:t>
+      </w:r>
+      <w:proofErr w:type="spellEnd"/>
+      <w:r>
+        <w:t>).</w:t>
+      </w:r>
+    </w:p>
+    <w:p>
+      <w:r>
+        <w:t xml:space="preserve">Evidence Command: </w:t>
+      </w:r>
+      <w:proofErr w:type="spellStart"/>
+      <w:r>
+        <w:t>sudo</w:t>
+      </w:r>
+      <w:proofErr w:type="spellEnd"/>
+      <w:r>
+        <w:t xml:space="preserve"> grep "1000011" /var/log/</w:t>
+      </w:r>
+      <w:proofErr w:type="spellStart"/>
+      <w:r>
+        <w:t>suricata</w:t>
+      </w:r>
+      <w:proofErr w:type="spellEnd"/>
+      <w:r>
+        <w:t>/fast.log | head -5</w:t>
+      </w:r>
+    </w:p>
+    <w:p>
+      <w:r>
+        <w:t xml:space="preserve">Example Output (paste yours): "[**] [1:1000011:2] [DRIDEX] Possible loader JA3 detected... {TLS} </w:t>
+      </w:r>
+      <w:proofErr w:type="gramStart"/>
+      <w:r>
+        <w:t>10.10.14.10:xxxxx</w:t>
+      </w:r>
+      <w:proofErr w:type="gramEnd"/>
+      <w:r>
+        <w:t xml:space="preserve"> -&gt; 185.86.148.68:443"</w:t>
+      </w:r>
+    </w:p>
+    <w:p>
+      <w:r>
+        <w:t xml:space="preserve">Hit Count: [Run </w:t>
+      </w:r>
+      <w:proofErr w:type="spellStart"/>
+      <w:r>
+        <w:t>sudo</w:t>
+      </w:r>
+      <w:proofErr w:type="spellEnd"/>
+      <w:r>
+        <w:t xml:space="preserve"> grep -c "1000011" /var/log/</w:t>
+      </w:r>
+      <w:proofErr w:type="spellStart"/>
+      <w:r>
+        <w:t>suricata</w:t>
+      </w:r>
+      <w:proofErr w:type="spellEnd"/>
+      <w:r>
+        <w:t>/fast.log]</w:t>
+      </w:r>
+    </w:p>
+    <w:p>
+      <w:r>
+        <w:t xml:space="preserve">Proof: Matches initial loader stage in PCAP (confirm in Wireshark: </w:t>
+      </w:r>
+      <w:proofErr w:type="spellStart"/>
+      <w:proofErr w:type="gramStart"/>
+      <w:r>
+        <w:t>tls.handshake</w:t>
+      </w:r>
+      <w:proofErr w:type="gramEnd"/>
+      <w:r>
+        <w:t>.extensions_supported_versions</w:t>
+      </w:r>
+      <w:proofErr w:type="spellEnd"/>
+      <w:r>
+        <w:t xml:space="preserve"> filter shows JA3).</w:t>
+      </w:r>
+    </w:p>
+    <w:p/>
+    <w:p/>
+    <w:p>
+      <w:r>
+        <w:t xml:space="preserve">Rule 1000012 – </w:t>
+      </w:r>
+      <w:proofErr w:type="spellStart"/>
+      <w:r>
+        <w:t>Dridex</w:t>
+      </w:r>
+      <w:proofErr w:type="spellEnd"/>
+      <w:r>
+        <w:t xml:space="preserve"> C2 JA3:</w:t>
+      </w:r>
+    </w:p>
+    <w:p/>
+    <w:p>
+      <w:r>
+        <w:t>Description: Detects JA3 hash "51c64c77e60f3980eea90869b68c58a8" in post-infection flows.</w:t>
+      </w:r>
+    </w:p>
+    <w:p>
+      <w:r>
+        <w:t xml:space="preserve">Evidence Command: </w:t>
+      </w:r>
+      <w:proofErr w:type="spellStart"/>
+      <w:r>
+        <w:t>sudo</w:t>
+      </w:r>
+      <w:proofErr w:type="spellEnd"/>
+      <w:r>
+        <w:t xml:space="preserve"> grep "1000012" /var/log/</w:t>
+      </w:r>
+      <w:proofErr w:type="spellStart"/>
+      <w:r>
+        <w:t>suricata</w:t>
+      </w:r>
+      <w:proofErr w:type="spellEnd"/>
+      <w:r>
+        <w:t>/fast.log | head -5</w:t>
+      </w:r>
+    </w:p>
+    <w:p>
+      <w:r>
+        <w:t xml:space="preserve">Example Output: "[**] [1:1000012:2] [DRIDEX] C2 JA3 fingerprint detected... {TLS} </w:t>
+      </w:r>
+      <w:proofErr w:type="gramStart"/>
+      <w:r>
+        <w:t>10.10.14.10:yyyyy</w:t>
+      </w:r>
+      <w:proofErr w:type="gramEnd"/>
+      <w:r>
+        <w:t xml:space="preserve"> -&gt; 212.95.153.36:443"</w:t>
+      </w:r>
+    </w:p>
+    <w:p>
+      <w:r>
+        <w:t xml:space="preserve">Hit Count: [Run </w:t>
+      </w:r>
+      <w:proofErr w:type="spellStart"/>
+      <w:r>
+        <w:t>sudo</w:t>
+      </w:r>
+      <w:proofErr w:type="spellEnd"/>
+      <w:r>
+        <w:t xml:space="preserve"> grep -c "1000012" /var/log/</w:t>
+      </w:r>
+      <w:proofErr w:type="spellStart"/>
+      <w:r>
+        <w:t>suricata</w:t>
+      </w:r>
+      <w:proofErr w:type="spellEnd"/>
+      <w:r>
+        <w:t>/fast.log]</w:t>
+      </w:r>
+    </w:p>
+    <w:p>
+      <w:r>
+        <w:t>Proof: Matches beaconing phase (Wireshark: No SNI in some flows, as noted in rule comment).</w:t>
+      </w:r>
+    </w:p>
+    <w:p/>
+    <w:p/>
+    <w:p>
+      <w:r>
+        <w:t>Rule 1000013 – TLS Certificate Anomaly:</w:t>
+      </w:r>
+    </w:p>
+    <w:p/>
+    <w:p>
+      <w:r>
+        <w:t>Description: Detects randomized CN (CN=[A-Za-z0-</w:t>
+      </w:r>
+      <w:proofErr w:type="gramStart"/>
+      <w:r>
+        <w:t>9]{</w:t>
+      </w:r>
+      <w:proofErr w:type="gramEnd"/>
+      <w:r>
+        <w:t xml:space="preserve">8,}) and Org (O=[A-Za-z0-9]{6,}) in certs, characteristic of </w:t>
+      </w:r>
+      <w:proofErr w:type="spellStart"/>
+      <w:r>
+        <w:t>Dridex</w:t>
+      </w:r>
+      <w:proofErr w:type="spellEnd"/>
+      <w:r>
+        <w:t xml:space="preserve"> C2.</w:t>
+      </w:r>
+    </w:p>
+    <w:p>
+      <w:r>
+        <w:t xml:space="preserve">Evidence Command: </w:t>
+      </w:r>
+      <w:proofErr w:type="spellStart"/>
+      <w:r>
+        <w:t>sudo</w:t>
+      </w:r>
+      <w:proofErr w:type="spellEnd"/>
+      <w:r>
+        <w:t xml:space="preserve"> grep "1000013" /var/log/</w:t>
+      </w:r>
+      <w:proofErr w:type="spellStart"/>
+      <w:r>
+        <w:t>suricata</w:t>
+      </w:r>
+      <w:proofErr w:type="spellEnd"/>
+      <w:r>
+        <w:t>/fast.log | head -5</w:t>
+      </w:r>
+    </w:p>
+    <w:p>
+      <w:r>
+        <w:lastRenderedPageBreak/>
+        <w:t xml:space="preserve">Example Output: "[**] [1:1000013:2] [DRIDEX] TLS certificate anomaly... {TLS} </w:t>
+      </w:r>
+      <w:proofErr w:type="gramStart"/>
+      <w:r>
+        <w:t>10.10.14.10:zzzzz</w:t>
+      </w:r>
+      <w:proofErr w:type="gramEnd"/>
+      <w:r>
+        <w:t xml:space="preserve"> -&gt; 212.95.153.36:443"</w:t>
+      </w:r>
+    </w:p>
+    <w:p>
+      <w:r>
+        <w:t xml:space="preserve">Hit Count: [Run </w:t>
+      </w:r>
+      <w:proofErr w:type="spellStart"/>
+      <w:r>
+        <w:t>sudo</w:t>
+      </w:r>
+      <w:proofErr w:type="spellEnd"/>
+      <w:r>
+        <w:t xml:space="preserve"> grep -c "1000013" /var/log/</w:t>
+      </w:r>
+      <w:proofErr w:type="spellStart"/>
+      <w:r>
+        <w:t>suricata</w:t>
+      </w:r>
+      <w:proofErr w:type="spellEnd"/>
+      <w:r>
+        <w:t>/fast.log]</w:t>
+      </w:r>
+    </w:p>
+    <w:p>
+      <w:r>
+        <w:t>Proof: Cross-check in Wireshark (</w:t>
+      </w:r>
+      <w:proofErr w:type="spellStart"/>
+      <w:proofErr w:type="gramStart"/>
+      <w:r>
+        <w:t>tls.handshake</w:t>
+      </w:r>
+      <w:proofErr w:type="gramEnd"/>
+      <w:r>
+        <w:t>.certificate</w:t>
+      </w:r>
+      <w:proofErr w:type="spellEnd"/>
+      <w:r>
+        <w:t xml:space="preserve"> filter) shows random strings like CN=abc123defg, O=xyz789ab.</w:t>
+      </w:r>
+    </w:p>
+    <w:p/>
+    <w:p/>
+    <w:p>
+      <w:r>
+        <w:t>Rule 1000015 – Known C2 IP:</w:t>
+      </w:r>
+    </w:p>
+    <w:p/>
+    <w:p>
+      <w:r>
+        <w:t>Description: Detects connections to Unit42 IOCs [185.86.148.68,212.95.153.36].</w:t>
+      </w:r>
+    </w:p>
+    <w:p>
+      <w:r>
+        <w:t xml:space="preserve">Evidence Command: </w:t>
+      </w:r>
+      <w:proofErr w:type="spellStart"/>
+      <w:r>
+        <w:t>sudo</w:t>
+      </w:r>
+      <w:proofErr w:type="spellEnd"/>
+      <w:r>
+        <w:t xml:space="preserve"> grep "1000015" /var/log/</w:t>
+      </w:r>
+      <w:proofErr w:type="spellStart"/>
+      <w:r>
+        <w:t>suricata</w:t>
+      </w:r>
+      <w:proofErr w:type="spellEnd"/>
+      <w:r>
+        <w:t>/fast.log | head -5</w:t>
+      </w:r>
+    </w:p>
+    <w:p>
+      <w:r>
+        <w:t xml:space="preserve">Example Output: "[**] [1:1000015:2] [DRIDEX] Known C2 IP... {TLS} </w:t>
+      </w:r>
+      <w:proofErr w:type="gramStart"/>
+      <w:r>
+        <w:t>10.10.14.10:aaaaa</w:t>
+      </w:r>
+      <w:proofErr w:type="gramEnd"/>
+      <w:r>
+        <w:t xml:space="preserve"> -&gt; 185.86.148.68:443"</w:t>
+      </w:r>
+    </w:p>
+    <w:p>
+      <w:r>
+        <w:t xml:space="preserve">Hit Count: [Run </w:t>
+      </w:r>
+      <w:proofErr w:type="spellStart"/>
+      <w:r>
+        <w:t>sudo</w:t>
+      </w:r>
+      <w:proofErr w:type="spellEnd"/>
+      <w:r>
+        <w:t xml:space="preserve"> grep -c "1000015" /var/log/</w:t>
+      </w:r>
+      <w:proofErr w:type="spellStart"/>
+      <w:r>
+        <w:t>suricata</w:t>
+      </w:r>
+      <w:proofErr w:type="spellEnd"/>
+      <w:r>
+        <w:t>/fast.log] (Likely ~800, as you mentioned "mostly known C2 IP detected"—normal for repeated beaconing).</w:t>
+      </w:r>
+    </w:p>
+    <w:p>
+      <w:r>
+        <w:t>Proof: IPs match Unit42 report; high hits indicate persistent C2 traffic.</w:t>
+      </w:r>
+    </w:p>
+    <w:p/>
+    <w:p/>
+    <w:p>
+      <w:r>
+        <w:t>Screenshots: Add images of log outputs (use gnome-screenshot on Ubuntu) or Wireshark captures showing matching traffic.</w:t>
+      </w:r>
+    </w:p>
+    <w:p/>
+    <w:p/>
+    <w:p/>
+    <w:p>
+      <w:r>
+        <w:t>5. Analysis</w:t>
+      </w:r>
+    </w:p>
+    <w:p/>
+    <w:p>
+      <w:r>
+        <w:t>Purpose: Interpret results and limitations.</w:t>
+      </w:r>
+    </w:p>
+    <w:p>
+      <w:r>
+        <w:t>Content Example:</w:t>
+      </w:r>
+    </w:p>
+    <w:p/>
+    <w:p>
+      <w:r>
+        <w:t>Total Alerts: 811 (mostly SID 1000015 due to beaconing loops).</w:t>
+      </w:r>
+    </w:p>
+    <w:p>
+      <w:r>
+        <w:t>Coverage: All 4 rules fired, covering loader, C2, cert anomalies, and IOCs. False positives: Low in lab (PCAP is known malicious); test on benign traffic for tuning.</w:t>
+      </w:r>
+    </w:p>
+    <w:p>
+      <w:r>
+        <w:lastRenderedPageBreak/>
+        <w:t>Effectiveness: Rules detected full infection chain (initial download to persistent C2). JA3 rules are evasion-resistant; cert rule catches randomization.</w:t>
+      </w:r>
+    </w:p>
+    <w:p>
+      <w:r>
+        <w:t>Limitations: IP rule is static (easy to evade); JA3 can change. Future: Add HTTP/POST detections for payload.</w:t>
+      </w:r>
+    </w:p>
+    <w:p>
+      <w:r>
+        <w:t xml:space="preserve">Stats Command: </w:t>
+      </w:r>
+      <w:proofErr w:type="spellStart"/>
+      <w:r>
+        <w:t>sudo</w:t>
+      </w:r>
+      <w:proofErr w:type="spellEnd"/>
+      <w:r>
+        <w:t xml:space="preserve"> grep -c "DRIDEX" /var/log/</w:t>
+      </w:r>
+      <w:proofErr w:type="spellStart"/>
+      <w:r>
+        <w:t>suricata</w:t>
+      </w:r>
+      <w:proofErr w:type="spellEnd"/>
+      <w:r>
+        <w:t xml:space="preserve">/fast.log (total </w:t>
+      </w:r>
+      <w:proofErr w:type="spellStart"/>
+      <w:r>
+        <w:t>Dridex</w:t>
+      </w:r>
+      <w:proofErr w:type="spellEnd"/>
+      <w:r>
+        <w:t xml:space="preserve"> hits).</w:t>
+      </w:r>
+    </w:p>
+    <w:p/>
+    <w:p/>
+    <w:p/>
+    <w:p>
+      <w:r>
+        <w:t>6. Conclusion</w:t>
+      </w:r>
+    </w:p>
+    <w:p/>
+    <w:p>
+      <w:r>
+        <w:t>Purpose: Summarize and next steps.</w:t>
+      </w:r>
+    </w:p>
+    <w:p>
+      <w:r>
+        <w:t>Content Example:</w:t>
+      </w:r>
+    </w:p>
+    <w:p>
+      <w:r>
+        <w:t xml:space="preserve">"The custom Suricata rules successfully detected </w:t>
+      </w:r>
+      <w:proofErr w:type="spellStart"/>
+      <w:r>
+        <w:t>Dridex</w:t>
+      </w:r>
+      <w:proofErr w:type="spellEnd"/>
+      <w:r>
+        <w:t xml:space="preserve"> in the Unit42 PCAP, with evidence of all stages firing. This validates the translation of Wireshark analysis to IDS rules. Next steps: Test on additional PCAPs, integrate with SIEM (e.g., ELK), and refine for production."</w:t>
+      </w:r>
+    </w:p>
+    <w:p/>
+    <w:p>
+      <w:r>
+        <w:t>Next Steps for You</w:t>
+      </w:r>
+    </w:p>
+    <w:p/>
+    <w:p>
+      <w:r>
+        <w:t>Run the evidence commands above and paste outputs into the report.</w:t>
+      </w:r>
+    </w:p>
+    <w:p>
+      <w:r>
+        <w:t>If fast.log is still binary (grep fails), use u2spewfoo /var/log/</w:t>
+      </w:r>
+      <w:proofErr w:type="spellStart"/>
+      <w:r>
+        <w:t>suricata</w:t>
+      </w:r>
+      <w:proofErr w:type="spellEnd"/>
+      <w:r>
+        <w:t>/fast.log &gt; /</w:t>
+      </w:r>
+      <w:proofErr w:type="spellStart"/>
+      <w:r>
+        <w:t>tmp</w:t>
+      </w:r>
+      <w:proofErr w:type="spellEnd"/>
+      <w:r>
+        <w:t>/fast-text.log then grep that file.</w:t>
+      </w:r>
+    </w:p>
+    <w:p>
+      <w:r>
+        <w:t xml:space="preserve">If no hits for a rule, re-run the PCAP and check </w:t>
+      </w:r>
+      <w:proofErr w:type="spellStart"/>
+      <w:proofErr w:type="gramStart"/>
+      <w:r>
+        <w:t>eve.json</w:t>
+      </w:r>
+      <w:proofErr w:type="spellEnd"/>
+      <w:proofErr w:type="gramEnd"/>
+      <w:r>
+        <w:t xml:space="preserve"> for JSON alerts: </w:t>
+      </w:r>
+      <w:proofErr w:type="spellStart"/>
+      <w:r>
+        <w:t>sudo</w:t>
+      </w:r>
+      <w:proofErr w:type="spellEnd"/>
+      <w:r>
+        <w:t xml:space="preserve"> </w:t>
+      </w:r>
+      <w:proofErr w:type="spellStart"/>
+      <w:r>
+        <w:t>jq</w:t>
+      </w:r>
+      <w:proofErr w:type="spellEnd"/>
+      <w:r>
+        <w:t xml:space="preserve"> '.[] | select(.</w:t>
+      </w:r>
+      <w:proofErr w:type="spellStart"/>
+      <w:r>
+        <w:t>alert.signature</w:t>
+      </w:r>
+      <w:proofErr w:type="spellEnd"/>
+      <w:r>
+        <w:t xml:space="preserve"> | contains("DRIDEX"))' /var/log/</w:t>
+      </w:r>
+      <w:proofErr w:type="spellStart"/>
+      <w:r>
+        <w:t>suricata</w:t>
+      </w:r>
+      <w:proofErr w:type="spellEnd"/>
+      <w:r>
+        <w:t>/</w:t>
+      </w:r>
+      <w:proofErr w:type="spellStart"/>
+      <w:r>
+        <w:t>eve.json</w:t>
+      </w:r>
+      <w:proofErr w:type="spellEnd"/>
+      <w:r>
+        <w:t xml:space="preserve"> | head -20.</w:t>
+      </w:r>
+    </w:p>
+    <w:p>
+      <w:r>
+        <w:t>Add to README: Update "Status" section with "Suricata rules tested—811 alerts generated."</w:t>
+      </w:r>
+    </w:p>
+    <w:p/>
+    <w:p/>
+    <w:p>
+      <w:r>
+        <w:t xml:space="preserve">Suricata config test </w:t>
+      </w:r>
+    </w:p>
+    <w:p>
+      <w:r>
+        <w:drawing>
+          <wp:inline distT="0" distB="0" distL="0" distR="0" wp14:anchorId="7C1F4EBC" wp14:editId="3D40A84C">
+            <wp:extent cx="5943600" cy="602615"/>
+            <wp:effectExtent l="0" t="0" r="0" b="6985"/>
+            <wp:docPr id="10" name="Picture 10"/>
+            <wp:cNvGraphicFramePr>
+              <a:graphicFrameLocks xmlns:a="http://schemas.openxmlformats.org/drawingml/2006/main" noChangeAspect="1"/>
+            </wp:cNvGraphicFramePr>
+            <a:graphic xmlns:a="http://schemas.openxmlformats.org/drawingml/2006/main">
+              <a:graphicData uri="http://schemas.openxmlformats.org/drawingml/2006/picture">
+                <pic:pic xmlns:pic="http://schemas.openxmlformats.org/drawingml/2006/picture">
+                  <pic:nvPicPr>
+                    <pic:cNvPr id="1" name=""/>
+                    <pic:cNvPicPr/>
+                  </pic:nvPicPr>
+                  <pic:blipFill>
+                    <a:blip r:embed="rId15"/>
+                    <a:stretch>
+                      <a:fillRect/>
+                    </a:stretch>
+                  </pic:blipFill>
+                  <pic:spPr>
+                    <a:xfrm>
+                      <a:off x="0" y="0"/>
+                      <a:ext cx="5943600" cy="602615"/>
+                    </a:xfrm>
+                    <a:prstGeom prst="rect">
+                      <a:avLst/>
+                    </a:prstGeom>
+                  </pic:spPr>
+                </pic:pic>
+              </a:graphicData>
+            </a:graphic>
+          </wp:inline>
+        </w:drawing>
+      </w:r>
+    </w:p>
+    <w:p/>
+    <w:p>
+      <w:r>
+        <w:lastRenderedPageBreak/>
+        <w:drawing>
+          <wp:inline distT="0" distB="0" distL="0" distR="0" wp14:anchorId="2D02B490" wp14:editId="163DAD18">
+            <wp:extent cx="5943600" cy="807720"/>
+            <wp:effectExtent l="0" t="0" r="0" b="0"/>
+            <wp:docPr id="8" name="Picture 8"/>
+            <wp:cNvGraphicFramePr>
+              <a:graphicFrameLocks xmlns:a="http://schemas.openxmlformats.org/drawingml/2006/main" noChangeAspect="1"/>
+            </wp:cNvGraphicFramePr>
+            <a:graphic xmlns:a="http://schemas.openxmlformats.org/drawingml/2006/main">
+              <a:graphicData uri="http://schemas.openxmlformats.org/drawingml/2006/picture">
+                <pic:pic xmlns:pic="http://schemas.openxmlformats.org/drawingml/2006/picture">
+                  <pic:nvPicPr>
+                    <pic:cNvPr id="1" name=""/>
+                    <pic:cNvPicPr/>
+                  </pic:nvPicPr>
+                  <pic:blipFill>
+                    <a:blip r:embed="rId16"/>
+                    <a:stretch>
+                      <a:fillRect/>
+                    </a:stretch>
+                  </pic:blipFill>
+                  <pic:spPr>
+                    <a:xfrm>
+                      <a:off x="0" y="0"/>
+                      <a:ext cx="5943600" cy="807720"/>
+                    </a:xfrm>
+                    <a:prstGeom prst="rect">
+                      <a:avLst/>
+                    </a:prstGeom>
+                  </pic:spPr>
+                </pic:pic>
+              </a:graphicData>
+            </a:graphic>
+          </wp:inline>
+        </w:drawing>
+      </w:r>
+    </w:p>
+    <w:p>
+      <w:proofErr w:type="spellStart"/>
+      <w:r>
+        <w:t>Pcap</w:t>
+      </w:r>
+      <w:proofErr w:type="spellEnd"/>
+      <w:r>
+        <w:t xml:space="preserve"> replay </w:t>
+      </w:r>
+    </w:p>
+    <w:p>
+      <w:r>
+        <w:drawing>
+          <wp:inline distT="0" distB="0" distL="0" distR="0" wp14:anchorId="26E69965" wp14:editId="78CAAC5C">
+            <wp:extent cx="5943600" cy="1071245"/>
+            <wp:effectExtent l="0" t="0" r="0" b="0"/>
+            <wp:docPr id="15" name="Picture 15"/>
+            <wp:cNvGraphicFramePr>
+              <a:graphicFrameLocks xmlns:a="http://schemas.openxmlformats.org/drawingml/2006/main" noChangeAspect="1"/>
+            </wp:cNvGraphicFramePr>
+            <a:graphic xmlns:a="http://schemas.openxmlformats.org/drawingml/2006/main">
+              <a:graphicData uri="http://schemas.openxmlformats.org/drawingml/2006/picture">
+                <pic:pic xmlns:pic="http://schemas.openxmlformats.org/drawingml/2006/picture">
+                  <pic:nvPicPr>
+                    <pic:cNvPr id="1" name=""/>
+                    <pic:cNvPicPr/>
+                  </pic:nvPicPr>
+                  <pic:blipFill>
+                    <a:blip r:embed="rId17"/>
+                    <a:stretch>
+                      <a:fillRect/>
+                    </a:stretch>
+                  </pic:blipFill>
+                  <pic:spPr>
+                    <a:xfrm>
+                      <a:off x="0" y="0"/>
+                      <a:ext cx="5943600" cy="1071245"/>
+                    </a:xfrm>
+                    <a:prstGeom prst="rect">
+                      <a:avLst/>
+                    </a:prstGeom>
+                  </pic:spPr>
+                </pic:pic>
+              </a:graphicData>
+            </a:graphic>
+          </wp:inline>
+        </w:drawing>
+      </w:r>
+      <w:r>
+        <w:t xml:space="preserve"> </w:t>
+      </w:r>
+    </w:p>
+    <w:p/>
+    <w:p>
+      <w:r>
+        <w:t>Alert count /total alerts</w:t>
+      </w:r>
+    </w:p>
+    <w:p>
+      <w:r>
+        <w:drawing>
+          <wp:inline distT="0" distB="0" distL="0" distR="0" wp14:anchorId="47B82DF1" wp14:editId="7E20B4E3">
+            <wp:extent cx="5943600" cy="476885"/>
+            <wp:effectExtent l="0" t="0" r="0" b="0"/>
+            <wp:docPr id="16" name="Picture 16"/>
+            <wp:cNvGraphicFramePr>
+              <a:graphicFrameLocks xmlns:a="http://schemas.openxmlformats.org/drawingml/2006/main" noChangeAspect="1"/>
+            </wp:cNvGraphicFramePr>
+            <a:graphic xmlns:a="http://schemas.openxmlformats.org/drawingml/2006/main">
+              <a:graphicData uri="http://schemas.openxmlformats.org/drawingml/2006/picture">
+                <pic:pic xmlns:pic="http://schemas.openxmlformats.org/drawingml/2006/picture">
+                  <pic:nvPicPr>
+                    <pic:cNvPr id="1" name=""/>
+                    <pic:cNvPicPr/>
+                  </pic:nvPicPr>
+                  <pic:blipFill>
+                    <a:blip r:embed="rId18"/>
+                    <a:stretch>
+                      <a:fillRect/>
+                    </a:stretch>
+                  </pic:blipFill>
+                  <pic:spPr>
+                    <a:xfrm>
+                      <a:off x="0" y="0"/>
+                      <a:ext cx="5943600" cy="476885"/>
+                    </a:xfrm>
+                    <a:prstGeom prst="rect">
+                      <a:avLst/>
+                    </a:prstGeom>
+                  </pic:spPr>
+                </pic:pic>
+              </a:graphicData>
+            </a:graphic>
+          </wp:inline>
+        </w:drawing>
+      </w:r>
+    </w:p>
+    <w:p/>
+    <w:p>
+      <w:r>
+        <w:drawing>
+          <wp:inline distT="0" distB="0" distL="0" distR="0" wp14:anchorId="6B41DF26" wp14:editId="2477129E">
+            <wp:extent cx="5943600" cy="902335"/>
+            <wp:effectExtent l="0" t="0" r="0" b="0"/>
+            <wp:docPr id="22" name="Picture 22"/>
+            <wp:cNvGraphicFramePr>
+              <a:graphicFrameLocks xmlns:a="http://schemas.openxmlformats.org/drawingml/2006/main" noChangeAspect="1"/>
+            </wp:cNvGraphicFramePr>
+            <a:graphic xmlns:a="http://schemas.openxmlformats.org/drawingml/2006/main">
+              <a:graphicData uri="http://schemas.openxmlformats.org/drawingml/2006/picture">
+                <pic:pic xmlns:pic="http://schemas.openxmlformats.org/drawingml/2006/picture">
+                  <pic:nvPicPr>
+                    <pic:cNvPr id="1" name=""/>
+                    <pic:cNvPicPr/>
+                  </pic:nvPicPr>
+                  <pic:blipFill>
+                    <a:blip r:embed="rId19"/>
+                    <a:stretch>
+                      <a:fillRect/>
+                    </a:stretch>
+                  </pic:blipFill>
+                  <pic:spPr>
+                    <a:xfrm>
+                      <a:off x="0" y="0"/>
+                      <a:ext cx="5943600" cy="902335"/>
+                    </a:xfrm>
+                    <a:prstGeom prst="rect">
+                      <a:avLst/>
+                    </a:prstGeom>
+                  </pic:spPr>
+                </pic:pic>
+              </a:graphicData>
+            </a:graphic>
+          </wp:inline>
+        </w:drawing>
+      </w:r>
+      <w:r>
+        <w:br w:type="page"/>
+      </w:r>
+    </w:p>
     <w:p/>
     <w:sectPr>
       <w:pgSz w:w="12240" w:h="15840"/>
